--- a/docs/lab/PharmaDash_YeuCauKhachHang.docx
+++ b/docs/lab/PharmaDash_YeuCauKhachHang.docx
@@ -64,7 +64,7 @@
           <w:sz w:val="21"/>
           <w:szCs w:val="21"/>
         </w:rPr>
-        <w:t xml:space="preserve">Chuỗi Nhà thuốc Tâm An có 2 chi nhánh tại Hà Nội (Cầu Giấy và Đống Đa), khoảng 12 nhân viên, kinh doanh khoảng 1.200 mặt hàng thuốc và vật tư y tế, trung bình 80–110 hóa đơn mỗi ngày trên cả chuỗi.</w:t>
+        <w:t xml:space="preserve">Chuỗi Nhà thuốc Hữu Duyên có 2 chi nhánh tại Hà Nội (Cầu Giấy và Đống Đa), khoảng 12 nhân viên, kinh doanh khoảng 1.200 mặt hàng thuốc và vật tư y tế, trung bình 80–110 hóa đơn mỗi ngày trên cả chuỗi.</w:t>
       </w:r>
     </w:p>
     <w:p>
